--- a/2/实验2成果/系统测试报告.docx
+++ b/2/实验2成果/系统测试报告.docx
@@ -12,7 +12,7 @@
         <w:rPr>
           <w:rFonts w:ascii="Times New Roman" w:hAnsi="Times New Roman" w:eastAsia="微软雅黑" w:cs="Times New Roman"/>
           <w:b/>
-          <w:color w:val="17365D"/>
+          <w:color w:val="000000"/>
           <w:sz w:val="44"/>
         </w:rPr>
         <w:t>Keyboard MES 系统测试报告</w:t>
@@ -70,12 +70,12 @@
       </w:pPr>
       <w:r>
         <w:rPr>
-          <w:rFonts w:ascii="Times New Roman" w:hAnsi="Times New Roman" w:eastAsia="微软雅黑" w:cs="Times New Roman"/>
+          <w:rFonts w:ascii="Times New Roman" w:hAnsi="Times New Roman" w:eastAsia="微软雅黑"/>
           <w:b w:val="0"/>
-          <w:color w:val="526273"/>
-          <w:sz w:val="21"/>
+          <w:color w:val="000000"/>
+          <w:sz w:val="22"/>
         </w:rPr>
-        <w:t>结果统计截至：2026年9月23日　　文档修订：2026年9月29日</w:t>
+        <w:t>结果统计截至：2026年9月23日　　文档修订：2026年10月8日</w:t>
       </w:r>
     </w:p>
     <w:p>
@@ -501,6 +501,9 @@
         <w:pStyle w:val="Heading1"/>
       </w:pPr>
       <w:r>
+        <w:rPr>
+          <w:color w:val="000000"/>
+        </w:rPr>
         <w:t>一、测试概况</w:t>
       </w:r>
     </w:p>
@@ -539,6 +542,9 @@
         <w:pStyle w:val="Heading2"/>
       </w:pPr>
       <w:r>
+        <w:rPr>
+          <w:color w:val="000000"/>
+        </w:rPr>
         <w:t>1.1 测试依据与范围</w:t>
       </w:r>
     </w:p>
@@ -577,6 +583,9 @@
         <w:pStyle w:val="Heading1"/>
       </w:pPr>
       <w:r>
+        <w:rPr>
+          <w:color w:val="000000"/>
+        </w:rPr>
         <w:t>二、测试环境与管理配置</w:t>
       </w:r>
     </w:p>
@@ -585,6 +594,9 @@
         <w:pStyle w:val="Heading2"/>
       </w:pPr>
       <w:r>
+        <w:rPr>
+          <w:color w:val="000000"/>
+        </w:rPr>
         <w:t>2.1 软件与数据环境</w:t>
       </w:r>
     </w:p>
@@ -1049,12 +1061,12 @@
       </w:pPr>
       <w:r>
         <w:rPr>
-          <w:rFonts w:ascii="Times New Roman" w:hAnsi="Times New Roman" w:eastAsia="微软雅黑" w:cs="Times New Roman"/>
+          <w:rFonts w:ascii="Times New Roman" w:hAnsi="Times New Roman" w:eastAsia="微软雅黑"/>
           <w:b w:val="0"/>
-          <w:color w:val="526273"/>
-          <w:sz w:val="21"/>
+          <w:color w:val="000000"/>
+          <w:sz w:val="22"/>
         </w:rPr>
-        <w:t>执行期间使用独立测试数据库，测试后端、Redis 和前端服务现已关闭；后续复测须先检查环境，不应将既有交接状态当作当前运行状态。</w:t>
+        <w:t>执行期间使用独立测试数据库；各阶段服务状态随实验启停变化，后续复测须重新检查环境，不将历史交接状态作为当前运行状态。</w:t>
       </w:r>
     </w:p>
     <w:p>
@@ -1062,6 +1074,9 @@
         <w:pStyle w:val="Heading2"/>
       </w:pPr>
       <w:r>
+        <w:rPr>
+          <w:color w:val="000000"/>
+        </w:rPr>
         <w:t>2.2 TestLink 项目与追踪关系</w:t>
       </w:r>
     </w:p>
@@ -1141,6 +1156,9 @@
         <w:pStyle w:val="Heading1"/>
       </w:pPr>
       <w:r>
+        <w:rPr>
+          <w:color w:val="000000"/>
+        </w:rPr>
         <w:t>三、执行结果与覆盖情况</w:t>
       </w:r>
     </w:p>
@@ -1149,6 +1167,9 @@
         <w:pStyle w:val="Heading2"/>
       </w:pPr>
       <w:r>
+        <w:rPr>
+          <w:color w:val="000000"/>
+        </w:rPr>
         <w:t>3.1 总体执行统计</w:t>
       </w:r>
     </w:p>
@@ -2683,6 +2704,9 @@
         <w:pStyle w:val="Heading2"/>
       </w:pPr>
       <w:r>
+        <w:rPr>
+          <w:color w:val="000000"/>
+        </w:rPr>
         <w:t>3.2 高优先级及质量类别结果</w:t>
       </w:r>
     </w:p>
@@ -2721,6 +2745,9 @@
         <w:pStyle w:val="Heading1"/>
       </w:pPr>
       <w:r>
+        <w:rPr>
+          <w:color w:val="000000"/>
+        </w:rPr>
         <w:t>四、典型测试结果与缺陷回归</w:t>
       </w:r>
     </w:p>
@@ -2729,6 +2756,9 @@
         <w:pStyle w:val="Heading2"/>
       </w:pPr>
       <w:r>
+        <w:rPr>
+          <w:color w:val="000000"/>
+        </w:rPr>
         <w:t>4.1 代表性执行结果</w:t>
       </w:r>
     </w:p>
@@ -3644,6 +3674,9 @@
         <w:pStyle w:val="Heading2"/>
       </w:pPr>
       <w:r>
+        <w:rPr>
+          <w:color w:val="000000"/>
+        </w:rPr>
         <w:t>4.2 高严重度缺陷及回归</w:t>
       </w:r>
     </w:p>
@@ -4052,6 +4085,9 @@
         <w:pStyle w:val="Heading1"/>
       </w:pPr>
       <w:r>
+        <w:rPr>
+          <w:color w:val="000000"/>
+        </w:rPr>
         <w:t>五、阻塞项与计划退出条件评估</w:t>
       </w:r>
     </w:p>
@@ -5136,6 +5172,9 @@
         <w:pStyle w:val="Heading2"/>
       </w:pPr>
       <w:r>
+        <w:rPr>
+          <w:color w:val="000000"/>
+        </w:rPr>
         <w:t>5.1 原计划退出标准评估</w:t>
       </w:r>
     </w:p>
@@ -5795,9 +5834,163 @@
     <w:p>
       <w:pPr>
         <w:pStyle w:val="Heading1"/>
+        <w:keepNext/>
+        <w:pageBreakBefore/>
+        <w:spacing w:after="120"/>
       </w:pPr>
       <w:r>
-        <w:t>六、结论与后续工作</w:t>
+        <w:rPr>
+          <w:rFonts w:ascii="Times New Roman" w:hAnsi="Times New Roman" w:eastAsia="微软雅黑"/>
+          <w:b/>
+          <w:color w:val="000000"/>
+          <w:sz w:val="24"/>
+        </w:rPr>
+        <w:t>六、后续实验验证与综合评估</w:t>
+      </w:r>
+    </w:p>
+    <w:p>
+      <w:pPr>
+        <w:spacing w:after="120"/>
+      </w:pPr>
+      <w:r>
+        <w:rPr>
+          <w:rFonts w:ascii="Times New Roman" w:hAnsi="Times New Roman" w:eastAsia="微软雅黑"/>
+          <w:b w:val="0"/>
+          <w:color w:val="000000"/>
+          <w:sz w:val="22"/>
+        </w:rPr>
+        <w:t>在系统测试结果留档后，小组继续开展单元测试、静态分析、接口测试和查询负载测试。下述结果属于各自日期、范围和环境下的补充验证，不直接改变LAB2-B01的用例状态；不同工具的请求数、断言数及覆盖率也不合并计算。</w:t>
+      </w:r>
+    </w:p>
+    <w:p>
+      <w:pPr>
+        <w:keepNext/>
+        <w:spacing w:after="120"/>
+      </w:pPr>
+      <w:r>
+        <w:rPr>
+          <w:rFonts w:ascii="Times New Roman" w:hAnsi="Times New Roman" w:eastAsia="微软雅黑"/>
+          <w:b/>
+          <w:color w:val="000000"/>
+          <w:sz w:val="24"/>
+        </w:rPr>
+        <w:t>单元测试与覆盖率</w:t>
+      </w:r>
+    </w:p>
+    <w:p>
+      <w:pPr>
+        <w:spacing w:after="120"/>
+      </w:pPr>
+      <w:r>
+        <w:rPr>
+          <w:rFonts w:ascii="Times New Roman" w:hAnsi="Times New Roman" w:eastAsia="微软雅黑"/>
+          <w:b w:val="0"/>
+          <w:color w:val="000000"/>
+          <w:sz w:val="22"/>
+        </w:rPr>
+        <w:t>实验3留档结果为19个测试类、96项测试通过。六个核心服务的JaCoCo行覆盖率为99.4%，分支覆盖率为91.8%，达到既定核心服务目标。该结果不代表整个后端达到同等覆盖率，报表等扩展服务仍有测试缺口。2026年10月8日完成静态分析问题修正后，同一套96项测试再次全部通过；本次回归没有重新采集覆盖率。</w:t>
+      </w:r>
+    </w:p>
+    <w:p>
+      <w:pPr>
+        <w:keepNext/>
+        <w:spacing w:after="120"/>
+      </w:pPr>
+      <w:r>
+        <w:rPr>
+          <w:rFonts w:ascii="Times New Roman" w:hAnsi="Times New Roman" w:eastAsia="微软雅黑"/>
+          <w:b/>
+          <w:color w:val="000000"/>
+          <w:sz w:val="24"/>
+        </w:rPr>
+        <w:t>静态分析与问题修正</w:t>
+      </w:r>
+    </w:p>
+    <w:p>
+      <w:pPr>
+        <w:spacing w:after="120"/>
+      </w:pPr>
+      <w:r>
+        <w:rPr>
+          <w:rFonts w:ascii="Times New Roman" w:hAnsi="Times New Roman" w:eastAsia="微软雅黑"/>
+          <w:b w:val="0"/>
+          <w:color w:val="000000"/>
+          <w:sz w:val="22"/>
+        </w:rPr>
+        <w:t>阿里规约初次发现208项不符合，修正后同范围复查为0项。FindBugs 3.0.1经记录明确的字节码解析兼容适配，对72个源文件对应的73个类完成扫描，核查8项告警，修正7项源码问题，复查保留1项编译器生成代码的误报。该工具副本并非官方Java 17支持版本，结果适用于本次启用的检测能力。</w:t>
+      </w:r>
+    </w:p>
+    <w:p>
+      <w:pPr>
+        <w:keepNext/>
+        <w:spacing w:after="120"/>
+      </w:pPr>
+      <w:r>
+        <w:rPr>
+          <w:rFonts w:ascii="Times New Roman" w:hAnsi="Times New Roman" w:eastAsia="微软雅黑"/>
+          <w:b/>
+          <w:color w:val="000000"/>
+          <w:sz w:val="24"/>
+        </w:rPr>
+        <w:t>接口与查询负载验证</w:t>
+      </w:r>
+    </w:p>
+    <w:p>
+      <w:pPr>
+        <w:spacing w:after="120"/>
+      </w:pPr>
+      <w:r>
+        <w:rPr>
+          <w:rFonts w:ascii="Times New Roman" w:hAnsi="Times New Roman" w:eastAsia="微软雅黑"/>
+          <w:b w:val="0"/>
+          <w:color w:val="000000"/>
+          <w:sz w:val="22"/>
+        </w:rPr>
+        <w:t>实验5使用Postman集合和Newman，对工单、生产任务和生产报表三类服务开展验证，最终10个请求、20项断言全部通过。实验6的单用户基线和十用户负载共执行652个请求，HTTP和业务断言均通过；Badboy另行录制4个公共只读请求，原生脚本、原始JMX及补充响应断言版本均通过实际回放。上述场景没有覆盖业务写入、所有岗位权限或长期可靠性，不能外推为生产容量结论。</w:t>
+      </w:r>
+    </w:p>
+    <w:p>
+      <w:pPr>
+        <w:keepNext/>
+        <w:spacing w:after="120"/>
+      </w:pPr>
+      <w:r>
+        <w:rPr>
+          <w:rFonts w:ascii="Times New Roman" w:hAnsi="Times New Roman" w:eastAsia="微软雅黑"/>
+          <w:b/>
+          <w:color w:val="000000"/>
+          <w:sz w:val="24"/>
+        </w:rPr>
+        <w:t>系统测试退出评估</w:t>
+      </w:r>
+    </w:p>
+    <w:p>
+      <w:pPr>
+        <w:spacing w:after="120"/>
+      </w:pPr>
+      <w:r>
+        <w:rPr>
+          <w:rFonts w:ascii="Times New Roman" w:hAnsi="Times New Roman" w:eastAsia="微软雅黑"/>
+          <w:b w:val="0"/>
+          <w:color w:val="000000"/>
+          <w:sz w:val="22"/>
+        </w:rPr>
+        <w:t>补充实验增加了代码质量、核心逻辑和所测接口的验证依据，但尚未满足真人、真机、跨环境和长期观察等专项条件。因此本报告仍保留59项PASS、17项BLOCKED和77.6%的执行完成率，整体退出准则仍未通过。Q006既有执行日志中的成功率与状态口径差异也未由短时查询负载替代解决。</w:t>
+      </w:r>
+    </w:p>
+    <w:p>
+      <w:pPr>
+        <w:pStyle w:val="Heading1"/>
+        <w:pageBreakBefore/>
+      </w:pPr>
+      <w:r>
+        <w:rPr>
+          <w:rFonts w:ascii="Times New Roman" w:hAnsi="Times New Roman" w:eastAsia="微软雅黑"/>
+          <w:b/>
+          <w:color w:val="000000"/>
+          <w:sz w:val="22"/>
+        </w:rPr>
+        <w:t>七、结论与后续工作</w:t>
       </w:r>
     </w:p>
     <w:p>
@@ -6370,7 +6563,7 @@
       <w:rFonts w:asciiTheme="majorHAnsi" w:eastAsiaTheme="majorEastAsia" w:hAnsiTheme="majorHAnsi" w:cstheme="majorBidi" w:ascii="Times New Roman" w:hAnsi="Times New Roman" w:eastAsia="微软雅黑"/>
       <w:b/>
       <w:bCs/>
-      <w:color w:val="17365D"/>
+      <w:color w:val="000000"/>
       <w:sz w:val="30"/>
       <w:szCs w:val="28"/>
     </w:rPr>
@@ -6394,7 +6587,7 @@
       <w:rFonts w:asciiTheme="majorHAnsi" w:eastAsiaTheme="majorEastAsia" w:hAnsiTheme="majorHAnsi" w:cstheme="majorBidi" w:ascii="Times New Roman" w:hAnsi="Times New Roman" w:eastAsia="微软雅黑"/>
       <w:b/>
       <w:bCs/>
-      <w:color w:val="2F75B5"/>
+      <w:color w:val="000000"/>
       <w:sz w:val="24"/>
       <w:szCs w:val="26"/>
     </w:rPr>
@@ -6418,7 +6611,7 @@
       <w:rFonts w:asciiTheme="majorHAnsi" w:eastAsiaTheme="majorEastAsia" w:hAnsiTheme="majorHAnsi" w:cstheme="majorBidi" w:ascii="Times New Roman" w:hAnsi="Times New Roman" w:eastAsia="微软雅黑"/>
       <w:b/>
       <w:bCs/>
-      <w:color w:val="243447"/>
+      <w:color w:val="000000"/>
       <w:sz w:val="22"/>
     </w:rPr>
   </w:style>
@@ -6444,7 +6637,7 @@
       <w:bCs/>
       <w:i/>
       <w:iCs/>
-      <w:color w:val="4F81BD" w:themeColor="accent1"/>
+      <w:color w:val="000000"/>
     </w:rPr>
   </w:style>
   <w:style w:type="paragraph" w:styleId="Heading5">
@@ -6465,7 +6658,7 @@
     </w:pPr>
     <w:rPr>
       <w:rFonts w:asciiTheme="majorHAnsi" w:eastAsiaTheme="majorEastAsia" w:hAnsiTheme="majorHAnsi" w:cstheme="majorBidi"/>
-      <w:color w:val="243F60" w:themeColor="accent1" w:themeShade="7F"/>
+      <w:color w:val="000000"/>
     </w:rPr>
   </w:style>
   <w:style w:type="paragraph" w:styleId="Heading6">
@@ -6488,7 +6681,7 @@
       <w:rFonts w:asciiTheme="majorHAnsi" w:eastAsiaTheme="majorEastAsia" w:hAnsiTheme="majorHAnsi" w:cstheme="majorBidi"/>
       <w:i/>
       <w:iCs/>
-      <w:color w:val="243F60" w:themeColor="accent1" w:themeShade="7F"/>
+      <w:color w:val="000000"/>
     </w:rPr>
   </w:style>
   <w:style w:type="paragraph" w:styleId="Heading7">
@@ -6511,7 +6704,7 @@
       <w:rFonts w:asciiTheme="majorHAnsi" w:eastAsiaTheme="majorEastAsia" w:hAnsiTheme="majorHAnsi" w:cstheme="majorBidi"/>
       <w:i/>
       <w:iCs/>
-      <w:color w:val="404040" w:themeColor="text1" w:themeTint="BF"/>
+      <w:color w:val="000000"/>
     </w:rPr>
   </w:style>
   <w:style w:type="paragraph" w:styleId="Heading8">
@@ -6532,7 +6725,7 @@
     </w:pPr>
     <w:rPr>
       <w:rFonts w:asciiTheme="majorHAnsi" w:eastAsiaTheme="majorEastAsia" w:hAnsiTheme="majorHAnsi" w:cstheme="majorBidi"/>
-      <w:color w:val="4F81BD" w:themeColor="accent1"/>
+      <w:color w:val="000000"/>
       <w:sz w:val="20"/>
       <w:szCs w:val="20"/>
     </w:rPr>
@@ -6557,7 +6750,7 @@
       <w:rFonts w:asciiTheme="majorHAnsi" w:eastAsiaTheme="majorEastAsia" w:hAnsiTheme="majorHAnsi" w:cstheme="majorBidi"/>
       <w:i/>
       <w:iCs/>
-      <w:color w:val="404040" w:themeColor="text1" w:themeTint="BF"/>
+      <w:color w:val="000000"/>
       <w:sz w:val="20"/>
       <w:szCs w:val="20"/>
     </w:rPr>
@@ -6608,7 +6801,7 @@
       <w:rFonts w:asciiTheme="majorHAnsi" w:eastAsiaTheme="majorEastAsia" w:hAnsiTheme="majorHAnsi" w:cstheme="majorBidi"/>
       <w:b/>
       <w:bCs/>
-      <w:color w:val="365F91" w:themeColor="accent1" w:themeShade="BF"/>
+      <w:color w:val="000000"/>
       <w:sz w:val="28"/>
       <w:szCs w:val="28"/>
     </w:rPr>
@@ -6623,7 +6816,7 @@
       <w:rFonts w:asciiTheme="majorHAnsi" w:eastAsiaTheme="majorEastAsia" w:hAnsiTheme="majorHAnsi" w:cstheme="majorBidi"/>
       <w:b/>
       <w:bCs/>
-      <w:color w:val="4F81BD" w:themeColor="accent1"/>
+      <w:color w:val="000000"/>
       <w:sz w:val="26"/>
       <w:szCs w:val="26"/>
     </w:rPr>
@@ -6638,7 +6831,7 @@
       <w:rFonts w:asciiTheme="majorHAnsi" w:eastAsiaTheme="majorEastAsia" w:hAnsiTheme="majorHAnsi" w:cstheme="majorBidi"/>
       <w:b/>
       <w:bCs/>
-      <w:color w:val="4F81BD" w:themeColor="accent1"/>
+      <w:color w:val="000000"/>
     </w:rPr>
   </w:style>
   <w:style w:type="paragraph" w:styleId="Title">
@@ -6657,7 +6850,7 @@
     <w:rPr>
       <w:rFonts w:asciiTheme="majorHAnsi" w:eastAsiaTheme="majorEastAsia" w:hAnsiTheme="majorHAnsi" w:cstheme="majorBidi" w:ascii="Times New Roman" w:hAnsi="Times New Roman" w:eastAsia="微软雅黑"/>
       <w:b/>
-      <w:color w:val="17365D"/>
+      <w:color w:val="000000"/>
       <w:spacing w:val="5"/>
       <w:kern w:val="28"/>
       <w:sz w:val="44"/>
@@ -6672,7 +6865,7 @@
     <w:rsid w:val="00FC693F"/>
     <w:rPr>
       <w:rFonts w:asciiTheme="majorHAnsi" w:eastAsiaTheme="majorEastAsia" w:hAnsiTheme="majorHAnsi" w:cstheme="majorBidi"/>
-      <w:color w:val="17365D" w:themeColor="text2" w:themeShade="BF"/>
+      <w:color w:val="000000"/>
       <w:spacing w:val="5"/>
       <w:kern w:val="28"/>
       <w:sz w:val="52"/>
@@ -7012,7 +7205,7 @@
       <w:bCs/>
       <w:i/>
       <w:iCs/>
-      <w:color w:val="4F81BD" w:themeColor="accent1"/>
+      <w:color w:val="000000"/>
     </w:rPr>
   </w:style>
   <w:style w:type="character" w:customStyle="1" w:styleId="Heading5Char">
@@ -7024,7 +7217,7 @@
     <w:rsid w:val="00FC693F"/>
     <w:rPr>
       <w:rFonts w:asciiTheme="majorHAnsi" w:eastAsiaTheme="majorEastAsia" w:hAnsiTheme="majorHAnsi" w:cstheme="majorBidi"/>
-      <w:color w:val="243F60" w:themeColor="accent1" w:themeShade="7F"/>
+      <w:color w:val="000000"/>
     </w:rPr>
   </w:style>
   <w:style w:type="character" w:customStyle="1" w:styleId="Heading6Char">
@@ -7038,7 +7231,7 @@
       <w:rFonts w:asciiTheme="majorHAnsi" w:eastAsiaTheme="majorEastAsia" w:hAnsiTheme="majorHAnsi" w:cstheme="majorBidi"/>
       <w:i/>
       <w:iCs/>
-      <w:color w:val="243F60" w:themeColor="accent1" w:themeShade="7F"/>
+      <w:color w:val="000000"/>
     </w:rPr>
   </w:style>
   <w:style w:type="character" w:customStyle="1" w:styleId="Heading7Char">
@@ -7052,7 +7245,7 @@
       <w:rFonts w:asciiTheme="majorHAnsi" w:eastAsiaTheme="majorEastAsia" w:hAnsiTheme="majorHAnsi" w:cstheme="majorBidi"/>
       <w:i/>
       <w:iCs/>
-      <w:color w:val="404040" w:themeColor="text1" w:themeTint="BF"/>
+      <w:color w:val="000000"/>
     </w:rPr>
   </w:style>
   <w:style w:type="character" w:customStyle="1" w:styleId="Heading8Char">
@@ -7064,7 +7257,7 @@
     <w:rsid w:val="00FC693F"/>
     <w:rPr>
       <w:rFonts w:asciiTheme="majorHAnsi" w:eastAsiaTheme="majorEastAsia" w:hAnsiTheme="majorHAnsi" w:cstheme="majorBidi"/>
-      <w:color w:val="4F81BD" w:themeColor="accent1"/>
+      <w:color w:val="000000"/>
       <w:sz w:val="20"/>
       <w:szCs w:val="20"/>
     </w:rPr>
@@ -7080,7 +7273,7 @@
       <w:rFonts w:asciiTheme="majorHAnsi" w:eastAsiaTheme="majorEastAsia" w:hAnsiTheme="majorHAnsi" w:cstheme="majorBidi"/>
       <w:i/>
       <w:iCs/>
-      <w:color w:val="404040" w:themeColor="text1" w:themeTint="BF"/>
+      <w:color w:val="000000"/>
       <w:sz w:val="20"/>
       <w:szCs w:val="20"/>
     </w:rPr>

--- a/2/实验2成果/系统测试报告.docx
+++ b/2/实验2成果/系统测试报告.docx
@@ -75,7 +75,7 @@
           <w:color w:val="000000"/>
           <w:sz w:val="22"/>
         </w:rPr>
-        <w:t>结果统计截至：2026年9月23日　　文档修订：2026年10月8日</w:t>
+        <w:t>结果统计截至：2026年9月23日　　文档修订：2026年10月11日</w:t>
       </w:r>
     </w:p>
     <w:p>
@@ -5917,7 +5917,21 @@
           <w:color w:val="000000"/>
           <w:sz w:val="22"/>
         </w:rPr>
-        <w:t>阿里规约初次发现208项不符合，修正后同范围复查为0项。FindBugs 3.0.1经记录明确的字节码解析兼容适配，对72个源文件对应的73个类完成扫描，核查8项告警，修正7项源码问题，复查保留1项编译器生成代码的误报。该工具副本并非官方Java 17支持版本，结果适用于本次启用的检测能力。</w:t>
+        <w:t>2026年10月8日阶段：阿里规约初次发现208项不符合，修正后同范围复查为0项。FindBugs 3.0.1经记录明确的字节码解析兼容适配，对72个源文件对应的73个类完成扫描，核查8项告警，修正7项源码问题，复查保留1项编译器生成代码的误报。该工具副本并非官方Java 17支持版本，结果适用于本次启用的检测能力。</w:t>
+      </w:r>
+    </w:p>
+    <w:p>
+      <w:pPr>
+        <w:spacing w:after="120"/>
+      </w:pPr>
+      <w:r>
+        <w:rPr>
+          <w:rFonts w:ascii="Times New Roman" w:hAnsi="Times New Roman" w:eastAsia="微软雅黑"/>
+          <w:b w:val="0"/>
+          <w:color w:val="000000"/>
+          <w:sz w:val="22"/>
+        </w:rPr>
+        <w:t>2026年10月11日按SpotBugs和Alibaba Java Coding Guidelines补充扫描。官方SpotBugs 4.10.4直接分析73个Java 17编译类，发现15项共享依赖引用告警；核查后13项为框架场景误报，2项为共享JSON组件和Redis模板的设计风险。未确认新的源码缺陷，未修改源码或抑制告警，同范围复查仍为15项。阿里官方P3C规则扫描72个源文件，结果仍为0项；两种工具的结果与既有FindBugs数据分开统计。</w:t>
       </w:r>
     </w:p>
     <w:p>

--- a/2/实验2成果/系统测试报告.docx
+++ b/2/实验2成果/系统测试报告.docx
@@ -1066,7 +1066,7 @@
           <w:color w:val="000000"/>
           <w:sz w:val="22"/>
         </w:rPr>
-        <w:t>执行期间使用独立测试数据库；各阶段服务状态随实验启停变化，后续复测须重新检查环境，不将历史交接状态作为当前运行状态。</w:t>
+        <w:t>执行期间使用独立测试数据库；复测前应确认服务状态、数据库连接与测试数据符合环境要求。</w:t>
       </w:r>
     </w:p>
     <w:p>
@@ -6034,7 +6034,7 @@
           <w:color w:val="243447"/>
           <w:sz w:val="21"/>
         </w:rPr>
-        <w:t>系统测试整体退出准则未通过。76 项用例中仍有 17 项 BLOCKED，执行完成率和按计划用例数计算的总体通过率均为 77.6%，高优先级用例中仍有 3 项阻塞。因此本报告不将本轮结果表述为 Keyboard MES 整体测试通过。</w:t>
+        <w:t>系统测试整体退出准则未通过。76 项用例中仍有 17 项 BLOCKED，执行完成率和按计划用例数计算的总体通过率均为 77.6%，高优先级用例中仍有 3 项阻塞。后续需完成阻塞用例补测，再进行整体退出评估。</w:t>
       </w:r>
     </w:p>
     <w:p>

--- a/2/实验2成果/系统测试报告.docx
+++ b/2/实验2成果/系统测试报告.docx
@@ -5917,7 +5917,7 @@
           <w:color w:val="000000"/>
           <w:sz w:val="22"/>
         </w:rPr>
-        <w:t>2026年10月8日阶段：阿里规约初次发现208项不符合，修正后同范围复查为0项。FindBugs 3.0.1经记录明确的字节码解析兼容适配，对72个源文件对应的73个类完成扫描，核查8项告警，修正7项源码问题，复查保留1项编译器生成代码的误报。该工具副本并非官方Java 17支持版本，结果适用于本次启用的检测能力。</w:t>
+        <w:t>2026年10月8日，阿里规约检查发现的208项不符合已完成修正，同范围复查为0项。</w:t>
       </w:r>
     </w:p>
     <w:p>
@@ -5931,7 +5931,7 @@
           <w:color w:val="000000"/>
           <w:sz w:val="22"/>
         </w:rPr>
-        <w:t>2026年10月11日按SpotBugs和Alibaba Java Coding Guidelines补充扫描。官方SpotBugs 4.10.4直接分析73个Java 17编译类，发现15项共享依赖引用告警；核查后13项为框架场景误报，2项为共享JSON组件和Redis模板的设计风险。未确认新的源码缺陷，未修改源码或抑制告警，同范围复查仍为15项。阿里官方P3C规则扫描72个源文件，结果仍为0项；两种工具的结果与既有FindBugs数据分开统计。</w:t>
+        <w:t>2026年10月11日按SpotBugs和Alibaba Java Coding Guidelines补充扫描。官方SpotBugs 4.10.4直接分析73个Java 17编译类，发现15项共享依赖引用告警；核查后13项为框架场景误报，2项为共享JSON组件和Redis模板的设计风险。未确认新的源码缺陷，未修改源码或抑制告警，同范围复查仍为15项。阿里官方P3C规则扫描72个源文件，结果仍为0项。</w:t>
       </w:r>
     </w:p>
     <w:p>
